--- a/press-release-jue.docx
+++ b/press-release-jue.docx
@@ -823,7 +823,7 @@
               </w:rPr>
               <w:t xml:space="preserve">特設サイト：</w:t>
             </w:r>
-            <w:hyperlink w:history="1" r:id="rIdbxse8iv95hitful_bylo-">
+            <w:hyperlink w:history="1" r:id="rIduevqhc-kttowjg7iz5g63">
               <w:r>
                 <w:rPr>
                   <w:rFonts w:ascii="Yu Gothic" w:cs="Yu Gothic" w:eastAsia="Yu Gothic" w:hAnsi="Yu Gothic"/>
@@ -848,7 +848,7 @@
               </w:rPr>
               <w:t xml:space="preserve">申込フォーム：</w:t>
             </w:r>
-            <w:hyperlink w:history="1" r:id="rIdnh6vwjtfajevsxpgtia5s">
+            <w:hyperlink w:history="1" r:id="rIdnefsohtyjjxgaakelahyq">
               <w:r>
                 <w:rPr>
                   <w:rFonts w:ascii="Yu Gothic" w:cs="Yu Gothic" w:eastAsia="Yu Gothic" w:hAnsi="Yu Gothic"/>

--- a/press-release-jue.docx
+++ b/press-release-jue.docx
@@ -91,7 +91,7 @@
           <w:sz w:val="21"/>
           <w:szCs w:val="21"/>
         </w:rPr>
-        <w:t xml:space="preserve">日本経済大学（福岡県太宰府市／東京都渋谷区ほか、学長：都築 明寿香）は、一般社団法人ウェブ解析士協会（WACA）の後援のもと、高校生を対象とした「WACA認定 デジタルマーケティング資格取得講座」を2026年8月、渋谷キャンパス「STATIO」（渋谷サクラステージ8F）にて開講します。高校生は受講料・受験料・公式テキストまで無料。さらに講座の修了・資格取得は本学の特待生推薦（入学金全額免除・授業料減免）に直結します。</w:t>
+        <w:t xml:space="preserve">日本経済大学（福岡県太宰府市／東京都渋谷区ほか、学長：都築 明寿香）は、一般社団法人ウェブ解析士協会（WACA）の後援のもと、高校生を対象とした「WACA認定 デジタルマーケティング資格取得講座」を2026年8月、渋谷キャンパス「STATIO」（渋谷サクラステージ内）にて開講します。高校生は受講料・受験料・公式テキストまで無料。さらに講座の修了・資格取得は本学の特待生推薦（入学金全額免除・授業料減免）に直結します。</w:t>
       </w:r>
     </w:p>
     <w:p>
@@ -556,7 +556,7 @@
                 <w:sz w:val="21"/>
                 <w:szCs w:val="21"/>
               </w:rPr>
-              <w:t xml:space="preserve">日本経済大学 STATIO（渋谷サクラステージ 8F／渋谷駅 徒歩1分）</w:t>
+              <w:t xml:space="preserve">日本経済大学 STATIO（渋谷サクラステージ内, 渋谷駅 徒歩1分）</w:t>
             </w:r>
           </w:p>
         </w:tc>
